--- a/머신러닝-데이터분석-기초/데이터_전처리_워크플로우_학습지.docx
+++ b/머신러닝-데이터분석-기초/데이터_전처리_워크플로우_학습지.docx
@@ -2845,447 +2845,6 @@
         </w:tc>
       </w:tr>
     </w:tbl>
-    <w:p>
-      <w:r>
-        <w:br w:type="page"/>
-      </w:r>
-    </w:p>
-    <w:p>
-      <w:pPr>
-        <w:pStyle w:val="Heading1"/>
-      </w:pPr>
-      <w:r>
-        <w:t xml:space="preserve">6. 확인 퀴즈</w:t>
-      </w:r>
-    </w:p>
-    <w:p>
-      <w:pPr>
-        <w:spacing w:after="120" w:line="276"/>
-      </w:pPr>
-      <w:r>
-        <w:t xml:space="preserve">총 10문항. 풀어본 뒤 다음 페이지 정답으로 채점하세요.</w:t>
-      </w:r>
-    </w:p>
-    <w:p>
-      <w:pPr>
-        <w:pStyle w:val="ListParagraph"/>
-        <w:numPr>
-          <w:ilvl w:val="0"/>
-          <w:numId w:val="3"/>
-        </w:numPr>
-        <w:spacing w:after="80" w:line="264"/>
-      </w:pPr>
-      <w:r>
-        <w:t xml:space="preserve">전처리에서 결측치를 가장 먼저 처리하는 이유는?</w:t>
-      </w:r>
-    </w:p>
-    <w:p>
-      <w:pPr>
-        <w:pStyle w:val="ListParagraph"/>
-        <w:numPr>
-          <w:ilvl w:val="0"/>
-          <w:numId w:val="3"/>
-        </w:numPr>
-        <w:spacing w:after="80" w:line="264"/>
-      </w:pPr>
-      <w:r>
-        <w:t xml:space="preserve">Pima 데이터에서 Glucose·BMI의 최소값 0이 '진짜 0'이 아니라 결측치인 이유는?</w:t>
-      </w:r>
-    </w:p>
-    <w:p>
-      <w:pPr>
-        <w:pStyle w:val="ListParagraph"/>
-        <w:numPr>
-          <w:ilvl w:val="0"/>
-          <w:numId w:val="3"/>
-        </w:numPr>
-        <w:spacing w:after="80" w:line="264"/>
-      </w:pPr>
-      <w:r>
-        <w:t xml:space="preserve">SimpleImputer의 strategy 중 이상치에 상대적으로 안전한 것은?</w:t>
-      </w:r>
-    </w:p>
-    <w:p>
-      <w:pPr>
-        <w:pStyle w:val="ListParagraph"/>
-        <w:numPr>
-          <w:ilvl w:val="0"/>
-          <w:numId w:val="3"/>
-        </w:numPr>
-        <w:spacing w:after="80" w:line="264"/>
-      </w:pPr>
-      <w:r>
-        <w:t xml:space="preserve">정규화(Min-Max)와 표준화(Standardization)의 결과 범위/기준은 각각 무엇인가?</w:t>
-      </w:r>
-    </w:p>
-    <w:p>
-      <w:pPr>
-        <w:pStyle w:val="ListParagraph"/>
-        <w:numPr>
-          <w:ilvl w:val="0"/>
-          <w:numId w:val="3"/>
-        </w:numPr>
-        <w:spacing w:after="80" w:line="264"/>
-      </w:pPr>
-      <w:r>
-        <w:t xml:space="preserve">스케일링이 특히 중요한 알고리즘 유형은?</w:t>
-      </w:r>
-    </w:p>
-    <w:p>
-      <w:pPr>
-        <w:pStyle w:val="ListParagraph"/>
-        <w:numPr>
-          <w:ilvl w:val="0"/>
-          <w:numId w:val="3"/>
-        </w:numPr>
-        <w:spacing w:after="80" w:line="264"/>
-      </w:pPr>
-      <w:r>
-        <w:t xml:space="preserve">연속형 나이를 '20s, 30s…' 구간으로 나누는 판다스 함수는?</w:t>
-      </w:r>
-    </w:p>
-    <w:p>
-      <w:pPr>
-        <w:pStyle w:val="ListParagraph"/>
-        <w:numPr>
-          <w:ilvl w:val="0"/>
-          <w:numId w:val="3"/>
-        </w:numPr>
-        <w:spacing w:after="80" w:line="264"/>
-      </w:pPr>
-      <w:r>
-        <w:t xml:space="preserve">원-핫 인코딩 시 범주가 너무 많으면 생기는 문제를 무엇이라 하는가?</w:t>
-      </w:r>
-    </w:p>
-    <w:p>
-      <w:pPr>
-        <w:pStyle w:val="ListParagraph"/>
-        <w:numPr>
-          <w:ilvl w:val="0"/>
-          <w:numId w:val="3"/>
-        </w:numPr>
-        <w:spacing w:after="80" w:line="264"/>
-      </w:pPr>
-      <w:r>
-        <w:t xml:space="preserve">IQR로 이상치 경계를 구하는 공식(상한·하한)을 쓰시오.</w:t>
-      </w:r>
-    </w:p>
-    <w:p>
-      <w:pPr>
-        <w:pStyle w:val="ListParagraph"/>
-        <w:numPr>
-          <w:ilvl w:val="0"/>
-          <w:numId w:val="3"/>
-        </w:numPr>
-        <w:spacing w:after="80" w:line="264"/>
-      </w:pPr>
-      <w:r>
-        <w:t xml:space="preserve">Z-Score 방식에서 이상치로 보는 기준값은?</w:t>
-      </w:r>
-    </w:p>
-    <w:p>
-      <w:pPr>
-        <w:pStyle w:val="ListParagraph"/>
-        <w:numPr>
-          <w:ilvl w:val="0"/>
-          <w:numId w:val="3"/>
-        </w:numPr>
-        <w:spacing w:after="80" w:line="264"/>
-      </w:pPr>
-      <w:r>
-        <w:t xml:space="preserve">0이나 음수가 포함된 데이터에도 쓸 수 있는 분포 변환 기법은?</w:t>
-      </w:r>
-    </w:p>
-    <w:p>
-      <w:r>
-        <w:br w:type="page"/>
-      </w:r>
-    </w:p>
-    <w:p>
-      <w:pPr>
-        <w:pStyle w:val="Heading1"/>
-      </w:pPr>
-      <w:r>
-        <w:t xml:space="preserve">정답 및 해설</w:t>
-      </w:r>
-    </w:p>
-    <w:p>
-      <w:pPr>
-        <w:shd w:fill="E2EFDA" w:val="clear"/>
-        <w:spacing w:after="100" w:line="264"/>
-      </w:pPr>
-      <w:r>
-        <w:rPr>
-          <w:b/>
-          <w:bCs/>
-          <w:color w:val="375623"/>
-        </w:rPr>
-        <w:t xml:space="preserve">1. </w:t>
-      </w:r>
-      <w:r>
-        <w:t xml:space="preserve">빈 값이 있으면 </w:t>
-      </w:r>
-      <w:r>
-        <w:rPr>
-          <w:b/>
-          <w:bCs/>
-        </w:rPr>
-        <w:t xml:space="preserve">이후 변환·인코딩·스케일링 함수에서 오류</w:t>
-      </w:r>
-      <w:r>
-        <w:t xml:space="preserve">가 나기 때문.</w:t>
-      </w:r>
-    </w:p>
-    <w:p>
-      <w:pPr>
-        <w:shd w:fill="E2EFDA" w:val="clear"/>
-        <w:spacing w:after="100" w:line="264"/>
-      </w:pPr>
-      <w:r>
-        <w:rPr>
-          <w:b/>
-          <w:bCs/>
-          <w:color w:val="375623"/>
-        </w:rPr>
-        <w:t xml:space="preserve">2. </w:t>
-      </w:r>
-      <w:r>
-        <w:t xml:space="preserve">혈당·BMI 등은 </w:t>
-      </w:r>
-      <w:r>
-        <w:rPr>
-          <w:b/>
-          <w:bCs/>
-        </w:rPr>
-        <w:t xml:space="preserve">0이 될 수 없는 값</w:t>
-      </w:r>
-      <w:r>
-        <w:t xml:space="preserve">이므로, 0은 실제값이 아니라 </w:t>
-      </w:r>
-      <w:r>
-        <w:rPr>
-          <w:b/>
-          <w:bCs/>
-        </w:rPr>
-        <w:t xml:space="preserve">측정 누락(논리적 결측치)</w:t>
-      </w:r>
-      <w:r>
-        <w:t xml:space="preserve">이다.</w:t>
-      </w:r>
-    </w:p>
-    <w:p>
-      <w:pPr>
-        <w:shd w:fill="E2EFDA" w:val="clear"/>
-        <w:spacing w:after="100" w:line="264"/>
-      </w:pPr>
-      <w:r>
-        <w:rPr>
-          <w:b/>
-          <w:bCs/>
-          <w:color w:val="375623"/>
-        </w:rPr>
-        <w:t xml:space="preserve">3. </w:t>
-      </w:r>
-      <w:r>
-        <w:rPr>
-          <w:b/>
-          <w:bCs/>
-        </w:rPr>
-        <w:t xml:space="preserve">median(중앙값)</w:t>
-      </w:r>
-      <w:r>
-        <w:t xml:space="preserve">. 평균은 이상치에 끌려가지만 중앙값은 덜 민감하다.</w:t>
-      </w:r>
-    </w:p>
-    <w:p>
-      <w:pPr>
-        <w:shd w:fill="E2EFDA" w:val="clear"/>
-        <w:spacing w:after="100" w:line="264"/>
-      </w:pPr>
-      <w:r>
-        <w:rPr>
-          <w:b/>
-          <w:bCs/>
-          <w:color w:val="375623"/>
-        </w:rPr>
-        <w:t xml:space="preserve">4. </w:t>
-      </w:r>
-      <w:r>
-        <w:t xml:space="preserve">정규화 = </w:t>
-      </w:r>
-      <w:r>
-        <w:rPr>
-          <w:b/>
-          <w:bCs/>
-        </w:rPr>
-        <w:t xml:space="preserve">0~1 범위</w:t>
-      </w:r>
-      <w:r>
-        <w:t xml:space="preserve">로, 표준화 = </w:t>
-      </w:r>
-      <w:r>
-        <w:rPr>
-          <w:b/>
-          <w:bCs/>
-        </w:rPr>
-        <w:t xml:space="preserve">평균 0·표준편차 1</w:t>
-      </w:r>
-      <w:r>
-        <w:t xml:space="preserve"> 기준으로.</w:t>
-      </w:r>
-    </w:p>
-    <w:p>
-      <w:pPr>
-        <w:shd w:fill="E2EFDA" w:val="clear"/>
-        <w:spacing w:after="100" w:line="264"/>
-      </w:pPr>
-      <w:r>
-        <w:rPr>
-          <w:b/>
-          <w:bCs/>
-          <w:color w:val="375623"/>
-        </w:rPr>
-        <w:t xml:space="preserve">5. </w:t>
-      </w:r>
-      <w:r>
-        <w:rPr>
-          <w:b/>
-          <w:bCs/>
-        </w:rPr>
-        <w:t xml:space="preserve">거리 기반 알고리즘(KNN, SVM)</w:t>
-      </w:r>
-      <w:r>
-        <w:t xml:space="preserve"> 및 선형 모델. 큰 숫자 변수에 휘둘리기 때문.</w:t>
-      </w:r>
-    </w:p>
-    <w:p>
-      <w:pPr>
-        <w:shd w:fill="E2EFDA" w:val="clear"/>
-        <w:spacing w:after="100" w:line="264"/>
-      </w:pPr>
-      <w:r>
-        <w:rPr>
-          <w:b/>
-          <w:bCs/>
-          <w:color w:val="375623"/>
-        </w:rPr>
-        <w:t xml:space="preserve">6. </w:t>
-      </w:r>
-      <w:r>
-        <w:rPr>
-          <w:b/>
-          <w:bCs/>
-        </w:rPr>
-        <w:t xml:space="preserve">pd.cut()</w:t>
-      </w:r>
-      <w:r>
-        <w:t xml:space="preserve">.</w:t>
-      </w:r>
-    </w:p>
-    <w:p>
-      <w:pPr>
-        <w:shd w:fill="E2EFDA" w:val="clear"/>
-        <w:spacing w:after="100" w:line="264"/>
-      </w:pPr>
-      <w:r>
-        <w:rPr>
-          <w:b/>
-          <w:bCs/>
-          <w:color w:val="375623"/>
-        </w:rPr>
-        <w:t xml:space="preserve">7. </w:t>
-      </w:r>
-      <w:r>
-        <w:rPr>
-          <w:b/>
-          <w:bCs/>
-        </w:rPr>
-        <w:t xml:space="preserve">차원의 저주</w:t>
-      </w:r>
-      <w:r>
-        <w:t xml:space="preserve"> (고 cardinality로 열이 폭발 → 메모리·속도 저하).</w:t>
-      </w:r>
-    </w:p>
-    <w:p>
-      <w:pPr>
-        <w:shd w:fill="E2EFDA" w:val="clear"/>
-        <w:spacing w:after="100" w:line="264"/>
-      </w:pPr>
-      <w:r>
-        <w:rPr>
-          <w:b/>
-          <w:bCs/>
-          <w:color w:val="375623"/>
-        </w:rPr>
-        <w:t xml:space="preserve">8. </w:t>
-      </w:r>
-      <w:r>
-        <w:rPr>
-          <w:b/>
-          <w:bCs/>
-        </w:rPr>
-        <w:t xml:space="preserve">하한 = Q1 - 1.5×IQR, 상한 = Q3 + 1.5×IQR</w:t>
-      </w:r>
-      <w:r>
-        <w:t xml:space="preserve"> (IQR = Q3 - Q1).</w:t>
-      </w:r>
-    </w:p>
-    <w:p>
-      <w:pPr>
-        <w:shd w:fill="E2EFDA" w:val="clear"/>
-        <w:spacing w:after="100" w:line="264"/>
-      </w:pPr>
-      <w:r>
-        <w:rPr>
-          <w:b/>
-          <w:bCs/>
-          <w:color w:val="375623"/>
-        </w:rPr>
-        <w:t xml:space="preserve">9. </w:t>
-      </w:r>
-      <w:r>
-        <w:rPr>
-          <w:b/>
-          <w:bCs/>
-        </w:rPr>
-        <w:t xml:space="preserve">±3</w:t>
-      </w:r>
-      <w:r>
-        <w:t xml:space="preserve"> (Z-Score가 ±3을 벗어나면 이상치).</w:t>
-      </w:r>
-    </w:p>
-    <w:p>
-      <w:pPr>
-        <w:shd w:fill="E2EFDA" w:val="clear"/>
-        <w:spacing w:after="100" w:line="264"/>
-      </w:pPr>
-      <w:r>
-        <w:rPr>
-          <w:b/>
-          <w:bCs/>
-          <w:color w:val="375623"/>
-        </w:rPr>
-        <w:t xml:space="preserve">10. </w:t>
-      </w:r>
-      <w:r>
-        <w:rPr>
-          <w:b/>
-          <w:bCs/>
-        </w:rPr>
-        <w:t xml:space="preserve">여-존슨(Yeo-Johnson) 변환</w:t>
-      </w:r>
-      <w:r>
-        <w:t xml:space="preserve">. (로그·박스-콕스는 양수만 가능)</w:t>
-      </w:r>
-    </w:p>
-    <w:p>
-      <w:pPr>
-        <w:spacing w:after="60"/>
-      </w:pPr>
-      <w:r>
-        <w:t xml:space="preserve"/>
-      </w:r>
-    </w:p>
     <w:tbl>
       <w:tblPr>
         <w:tblW w:type="dxa" w:w="9360"/>
